--- a/Selected_Papers/literature_review/Literature Review.docx
+++ b/Selected_Papers/literature_review/Literature Review.docx
@@ -19,23 +19,7 @@
           <w:sz w:val="24"/>
           <w:szCs w:val="24"/>
         </w:rPr>
-        <w:t>1. Biomarker Validation and Scope Across Health Domains</w:t>
-      </w:r>
-    </w:p>
-    <w:p>
-      <w:pPr>
-        <w:jc w:val="both"/>
-        <w:rPr>
-          <w:sz w:val="24"/>
-          <w:szCs w:val="24"/>
-        </w:rPr>
-      </w:pPr>
-      <w:r>
-        <w:rPr>
-          <w:sz w:val="24"/>
-          <w:szCs w:val="24"/>
-        </w:rPr>
-        <w:t>A robust multimodal framework requires validated biomarkers across cognitive and mental health domains [4], [15].</w:t>
+        <w:t>Abstract and introduction</w:t>
       </w:r>
     </w:p>
     <w:p>
@@ -55,39 +39,23 @@
           <w:sz w:val="24"/>
           <w:szCs w:val="24"/>
         </w:rPr>
-        <w:t>1.1 Cognitive Health Biomarkers</w:t>
-      </w:r>
-    </w:p>
-    <w:p>
-      <w:pPr>
-        <w:jc w:val="both"/>
-        <w:rPr>
-          <w:sz w:val="24"/>
-          <w:szCs w:val="24"/>
-        </w:rPr>
-      </w:pPr>
-      <w:r>
-        <w:rPr>
-          <w:sz w:val="24"/>
-          <w:szCs w:val="24"/>
-        </w:rPr>
-        <w:t>Non-invasive cognitive screening methods increasingly rely on speech biomarkers derived from spontaneous or simulated interactions [6]. For instance, temporal linguistic cues—such as pause length and position—serve as strong dementia-sensitive features whose interpretability can be enhanced through adversarial learning [12].</w:t>
-      </w:r>
-    </w:p>
-    <w:p>
-      <w:pPr>
-        <w:jc w:val="both"/>
-        <w:rPr>
-          <w:sz w:val="24"/>
-          <w:szCs w:val="24"/>
-        </w:rPr>
-      </w:pPr>
-      <w:r>
-        <w:rPr>
-          <w:sz w:val="24"/>
-          <w:szCs w:val="24"/>
-        </w:rPr>
-        <w:t>High-accuracy convolutional models trained on the OASIS MRI dataset have achieved up to 98.8% accuracy in classifying Alzheimer’s Disease (AD) stages [8], establishing a crucial single-modality benchmark. To capture chronic disease progression, longitudinal modeling approaches such as autoregressive (AR) models are employed to track temporal variation in both MRI-derived and neuropsychological measures [5].</w:t>
+        <w:t>1. Biomarker Validation and Scope Across Health Domains</w:t>
+      </w:r>
+    </w:p>
+    <w:p>
+      <w:pPr>
+        <w:jc w:val="both"/>
+        <w:rPr>
+          <w:sz w:val="24"/>
+          <w:szCs w:val="24"/>
+        </w:rPr>
+      </w:pPr>
+      <w:r>
+        <w:rPr>
+          <w:sz w:val="24"/>
+          <w:szCs w:val="24"/>
+        </w:rPr>
+        <w:t>A robust multimodal framework requires validated biomarkers across cognitive and mental health domains [4], [15].</w:t>
       </w:r>
     </w:p>
     <w:p>
@@ -107,46 +75,39 @@
           <w:sz w:val="24"/>
           <w:szCs w:val="24"/>
         </w:rPr>
-        <w:t>1.2 Mental Health Biomarkers</w:t>
-      </w:r>
-    </w:p>
-    <w:p>
-      <w:pPr>
-        <w:jc w:val="both"/>
-        <w:rPr>
-          <w:sz w:val="24"/>
-          <w:szCs w:val="24"/>
-        </w:rPr>
-      </w:pPr>
-      <w:r>
-        <w:rPr>
-          <w:sz w:val="24"/>
-          <w:szCs w:val="24"/>
-        </w:rPr>
-        <w:t>In mental health assessment, multimodal detection fuses facial, vocal, linguistic, and physiological signals collected remotely [10], [15]. Combining objective sensor data, such as ECG and sleep tracking, with self-reported questionnaires has achieved F1-scores near 94% in stress prediction and early mental health monitoring [4].</w:t>
-      </w:r>
-    </w:p>
-    <w:p>
-      <w:pPr>
-        <w:jc w:val="both"/>
-        <w:rPr>
-          <w:sz w:val="24"/>
-          <w:szCs w:val="24"/>
-        </w:rPr>
-      </w:pPr>
-      <w:r>
-        <w:rPr>
-          <w:sz w:val="24"/>
-          <w:szCs w:val="24"/>
-        </w:rPr>
-        <w:t xml:space="preserve">Physiological signals like EEG and eye-movement patterns provide complementary features critical for emotion and stress recognition, and their integration benefits from adversarial multitask fusion to preserve modality-specific information [17]. Even low-complexity acoustic features processed by 1D-CNNs demonstrate cross-linguistic robustness, </w:t>
-      </w:r>
-      <w:r>
-        <w:rPr>
-          <w:sz w:val="24"/>
-          <w:szCs w:val="24"/>
-        </w:rPr>
-        <w:t>maintaining accuracy across English and Chinese datasets [14]. A key benchmark for generalizability is the ability to simultaneously separate overlapping conditions such as depression, Parkinson’s Disease, and phonation disorders [7], [13].</w:t>
+        <w:t>1.1 Cognitive Health Biomarkers</w:t>
+      </w:r>
+    </w:p>
+    <w:p>
+      <w:pPr>
+        <w:jc w:val="both"/>
+        <w:rPr>
+          <w:sz w:val="24"/>
+          <w:szCs w:val="24"/>
+        </w:rPr>
+      </w:pPr>
+      <w:r>
+        <w:rPr>
+          <w:sz w:val="24"/>
+          <w:szCs w:val="24"/>
+        </w:rPr>
+        <w:t>Non-invasive cognitive screening methods increasingly rely on speech biomarkers derived from spontaneous or simulated interactions [6]. For instance, temporal linguistic cues—such as pause length and position—serve as strong dementia-sensitive features whose interpretability can be enhanced through adversarial learning [12].</w:t>
+      </w:r>
+    </w:p>
+    <w:p>
+      <w:pPr>
+        <w:jc w:val="both"/>
+        <w:rPr>
+          <w:sz w:val="24"/>
+          <w:szCs w:val="24"/>
+        </w:rPr>
+      </w:pPr>
+      <w:r>
+        <w:rPr>
+          <w:sz w:val="24"/>
+          <w:szCs w:val="24"/>
+        </w:rPr>
+        <w:t>High-accuracy convolutional models trained on the OASIS MRI dataset have achieved up to 98.8% accuracy in classifying Alzheimer’s Disease (AD) stages [8], establishing a crucial single-modality benchmark. To capture chronic disease progression, longitudinal modeling approaches such as autoregressive (AR) models are employed to track temporal variation in both MRI-derived and neuropsychological measures [5].</w:t>
       </w:r>
     </w:p>
     <w:p>
@@ -166,23 +127,46 @@
           <w:sz w:val="24"/>
           <w:szCs w:val="24"/>
         </w:rPr>
-        <w:t>2. Generalizability and Advanced Fusion Architectures</w:t>
-      </w:r>
-    </w:p>
-    <w:p>
-      <w:pPr>
-        <w:jc w:val="both"/>
-        <w:rPr>
-          <w:sz w:val="24"/>
-          <w:szCs w:val="24"/>
-        </w:rPr>
-      </w:pPr>
-      <w:r>
-        <w:rPr>
-          <w:sz w:val="24"/>
-          <w:szCs w:val="24"/>
-        </w:rPr>
-        <w:t>Ensuring universal model robustness demands addressing the complexities of multimodal fusion and cross-domain variability [2], [16].</w:t>
+        <w:t>1.2 Mental Health Biomarkers</w:t>
+      </w:r>
+    </w:p>
+    <w:p>
+      <w:pPr>
+        <w:jc w:val="both"/>
+        <w:rPr>
+          <w:sz w:val="24"/>
+          <w:szCs w:val="24"/>
+        </w:rPr>
+      </w:pPr>
+      <w:r>
+        <w:rPr>
+          <w:sz w:val="24"/>
+          <w:szCs w:val="24"/>
+        </w:rPr>
+        <w:t>In mental health assessment, multimodal detection fuses facial, vocal, linguistic, and physiological signals collected remotely [10], [15]. Combining objective sensor data, such as ECG and sleep tracking, with self-reported questionnaires has achieved F1-scores near 94% in stress prediction and early mental health monitoring [4].</w:t>
+      </w:r>
+    </w:p>
+    <w:p>
+      <w:pPr>
+        <w:jc w:val="both"/>
+        <w:rPr>
+          <w:sz w:val="24"/>
+          <w:szCs w:val="24"/>
+        </w:rPr>
+      </w:pPr>
+      <w:r>
+        <w:rPr>
+          <w:sz w:val="24"/>
+          <w:szCs w:val="24"/>
+        </w:rPr>
+        <w:t>Physiological signals like EEG and eye-movement patterns provide complementary features critical for emotion and stress recognition, and their integration benefits from adversarial multitask fusion to preserve modality-specific information [17]. Even low-complexity acoustic features processed by 1D-</w:t>
+      </w:r>
+      <w:r>
+        <w:rPr>
+          <w:sz w:val="24"/>
+          <w:szCs w:val="24"/>
+        </w:rPr>
+        <w:t>CNNs demonstrate cross-linguistic robustness, maintaining accuracy across English and Chinese datasets [14]. A key benchmark for generalizability is the ability to simultaneously separate overlapping conditions such as depression, Parkinson’s Disease, and phonation disorders [7], [13].</w:t>
       </w:r>
     </w:p>
     <w:p>
@@ -202,55 +186,23 @@
           <w:sz w:val="24"/>
           <w:szCs w:val="24"/>
         </w:rPr>
-        <w:t>2.1 Dynamic and Personalized Fusion</w:t>
-      </w:r>
-    </w:p>
-    <w:p>
-      <w:pPr>
-        <w:jc w:val="both"/>
-        <w:rPr>
-          <w:sz w:val="24"/>
-          <w:szCs w:val="24"/>
-        </w:rPr>
-      </w:pPr>
-      <w:r>
-        <w:rPr>
-          <w:sz w:val="24"/>
-          <w:szCs w:val="24"/>
-        </w:rPr>
-        <w:t xml:space="preserve">Modern architectures employ Adaptive Gated Fusion (AGF) and cross-modal attention to dynamically adjust each modality’s contribution [18]. This adaptability allows models to integrate personalized factors—such as personality traits—to improve diagnostic relevance [18]. For modeling nonlinear dependencies among modalities, Cross-Modal Graph Fusion (CGF) with attention aggregation provides a flexible mechanism for capturing </w:t>
-      </w:r>
-      <w:proofErr w:type="spellStart"/>
-      <w:r>
-        <w:rPr>
-          <w:sz w:val="24"/>
-          <w:szCs w:val="24"/>
-        </w:rPr>
-        <w:t>intersignal</w:t>
-      </w:r>
-      <w:proofErr w:type="spellEnd"/>
-      <w:r>
-        <w:rPr>
-          <w:sz w:val="24"/>
-          <w:szCs w:val="24"/>
-        </w:rPr>
-        <w:t xml:space="preserve"> relationships [16].</w:t>
-      </w:r>
-    </w:p>
-    <w:p>
-      <w:pPr>
-        <w:jc w:val="both"/>
-        <w:rPr>
-          <w:sz w:val="24"/>
-          <w:szCs w:val="24"/>
-        </w:rPr>
-      </w:pPr>
-      <w:r>
-        <w:rPr>
-          <w:sz w:val="24"/>
-          <w:szCs w:val="24"/>
-        </w:rPr>
-        <w:t>When combining distinct physiological signals (EEG, eye movement), multitask adversarial training explicitly preserves complementary modality-specific information [17], enhancing fusion efficiency and resilience.</w:t>
+        <w:t>2. Generalizability and Advanced Fusion Architectures</w:t>
+      </w:r>
+    </w:p>
+    <w:p>
+      <w:pPr>
+        <w:jc w:val="both"/>
+        <w:rPr>
+          <w:sz w:val="24"/>
+          <w:szCs w:val="24"/>
+        </w:rPr>
+      </w:pPr>
+      <w:r>
+        <w:rPr>
+          <w:sz w:val="24"/>
+          <w:szCs w:val="24"/>
+        </w:rPr>
+        <w:t>Ensuring universal model robustness demands addressing the complexities of multimodal fusion and cross-domain variability [2], [16].</w:t>
       </w:r>
     </w:p>
     <w:p>
@@ -270,47 +222,39 @@
           <w:sz w:val="24"/>
           <w:szCs w:val="24"/>
         </w:rPr>
-        <w:t>2.2 Temporal and Structural Modeling</w:t>
-      </w:r>
-    </w:p>
-    <w:p>
-      <w:pPr>
-        <w:jc w:val="both"/>
-        <w:rPr>
-          <w:sz w:val="24"/>
-          <w:szCs w:val="24"/>
-        </w:rPr>
-      </w:pPr>
-      <w:r>
-        <w:rPr>
-          <w:sz w:val="24"/>
-          <w:szCs w:val="24"/>
-        </w:rPr>
-        <w:t>Accurately modeling longitudinal progression remains central to chronic condition tracking [5]. Simpler trimodal fusion methods (audio, video, text) risk information loss [15], but optimized hybrid models such as CNN–SVM classifiers demonstrate efficiency in resource-constrained environments, making them suitable for embedded systems [9].</w:t>
-      </w:r>
-    </w:p>
-    <w:p>
-      <w:pPr>
-        <w:jc w:val="both"/>
-        <w:rPr>
-          <w:sz w:val="24"/>
-          <w:szCs w:val="24"/>
-        </w:rPr>
-      </w:pPr>
-      <w:r>
-        <w:rPr>
-          <w:sz w:val="24"/>
-          <w:szCs w:val="24"/>
-        </w:rPr>
-        <w:t>Furthermore, specialized LSTM models combined with multimodal learning analytics prove effective for real-time psychological state prediction in non-</w:t>
-      </w:r>
-      <w:r>
-        <w:rPr>
-          <w:sz w:val="24"/>
-          <w:szCs w:val="24"/>
-        </w:rPr>
-        <w:lastRenderedPageBreak/>
-        <w:t>clinical contexts, successfully managing challenges related to heterogeneous data sampling rates [3]. This advantage of combining modalities is demonstrated by models achieving F1-scores near 98% in depression detection using feature-level fusion of audio, video, and text with simple machine-learning classifiers [19].</w:t>
+        <w:t>2.1 Dynamic and Personalized Fusion</w:t>
+      </w:r>
+    </w:p>
+    <w:p>
+      <w:pPr>
+        <w:jc w:val="both"/>
+        <w:rPr>
+          <w:sz w:val="24"/>
+          <w:szCs w:val="24"/>
+        </w:rPr>
+      </w:pPr>
+      <w:r>
+        <w:rPr>
+          <w:sz w:val="24"/>
+          <w:szCs w:val="24"/>
+        </w:rPr>
+        <w:t>Modern architectures employ Adaptive Gated Fusion (AGF) and cross-modal attention to dynamically adjust each modality’s contribution [18]. This adaptability allows models to integrate personalized factors—such as personality traits—to improve diagnostic relevance [18]. For modeling nonlinear dependencies among modalities, Cross-Modal Graph Fusion (CGF) with attention aggregation provides a flexible mechanism for capturing intersignal relationships [16].</w:t>
+      </w:r>
+    </w:p>
+    <w:p>
+      <w:pPr>
+        <w:jc w:val="both"/>
+        <w:rPr>
+          <w:sz w:val="24"/>
+          <w:szCs w:val="24"/>
+        </w:rPr>
+      </w:pPr>
+      <w:r>
+        <w:rPr>
+          <w:sz w:val="24"/>
+          <w:szCs w:val="24"/>
+        </w:rPr>
+        <w:t>When combining distinct physiological signals (EEG, eye movement), multitask adversarial training explicitly preserves complementary modality-specific information [17], enhancing fusion efficiency and resilience.</w:t>
       </w:r>
     </w:p>
     <w:p>
@@ -330,23 +274,47 @@
           <w:sz w:val="24"/>
           <w:szCs w:val="24"/>
         </w:rPr>
-        <w:t>2.3 Cross-Domain Robustness</w:t>
-      </w:r>
-    </w:p>
-    <w:p>
-      <w:pPr>
-        <w:jc w:val="both"/>
-        <w:rPr>
-          <w:sz w:val="24"/>
-          <w:szCs w:val="24"/>
-        </w:rPr>
-      </w:pPr>
-      <w:r>
-        <w:rPr>
-          <w:sz w:val="24"/>
-          <w:szCs w:val="24"/>
-        </w:rPr>
-        <w:t>Cross-lingual validation studies confirm that acoustic biomarkers generalize well between languages (e.g., English → Greek) [2]. This demonstrates that certain prosodic and acoustic features remain stable across linguistic contexts [14]. However, continued research into deep feature representations is needed to strengthen predictive performance and ensure consistent results across geographically and linguistically diverse populations [6], [14].</w:t>
+        <w:t>2.2 Temporal and Structural Modeling</w:t>
+      </w:r>
+    </w:p>
+    <w:p>
+      <w:pPr>
+        <w:jc w:val="both"/>
+        <w:rPr>
+          <w:sz w:val="24"/>
+          <w:szCs w:val="24"/>
+        </w:rPr>
+      </w:pPr>
+      <w:r>
+        <w:rPr>
+          <w:sz w:val="24"/>
+          <w:szCs w:val="24"/>
+        </w:rPr>
+        <w:t>Accurately modeling longitudinal progression remains central to chronic condition tracking [5]. Simpler trimodal fusion methods (audio, video, text) risk information loss [15], but optimized hybrid models such as CNN–SVM classifiers demonstrate efficiency in resource-constrained environments, making them suitable for embedded systems [9].</w:t>
+      </w:r>
+    </w:p>
+    <w:p>
+      <w:pPr>
+        <w:jc w:val="both"/>
+        <w:rPr>
+          <w:sz w:val="24"/>
+          <w:szCs w:val="24"/>
+        </w:rPr>
+      </w:pPr>
+      <w:r>
+        <w:rPr>
+          <w:sz w:val="24"/>
+          <w:szCs w:val="24"/>
+        </w:rPr>
+        <w:t xml:space="preserve">Furthermore, specialized LSTM models combined with multimodal learning analytics prove effective </w:t>
+      </w:r>
+      <w:r>
+        <w:rPr>
+          <w:sz w:val="24"/>
+          <w:szCs w:val="24"/>
+        </w:rPr>
+        <w:lastRenderedPageBreak/>
+        <w:t>for real-time psychological state prediction in non-clinical contexts, successfully managing challenges related to heterogeneous data sampling rates [3]. This advantage of combining modalities is demonstrated by models achieving F1-scores near 98% in depression detection using feature-level fusion of audio, video, and text with simple machine-learning classifiers [19].</w:t>
       </w:r>
     </w:p>
     <w:p>
@@ -366,23 +334,23 @@
           <w:sz w:val="24"/>
           <w:szCs w:val="24"/>
         </w:rPr>
-        <w:t>3. Ethical Mandates and Future Research Directions</w:t>
-      </w:r>
-    </w:p>
-    <w:p>
-      <w:pPr>
-        <w:jc w:val="both"/>
-        <w:rPr>
-          <w:sz w:val="24"/>
-          <w:szCs w:val="24"/>
-        </w:rPr>
-      </w:pPr>
-      <w:r>
-        <w:rPr>
-          <w:sz w:val="24"/>
-          <w:szCs w:val="24"/>
-        </w:rPr>
-        <w:t>For successful clinical deployment, frameworks must prioritize interpretability, data ethics, and standardized evaluation [11], [4], [18].</w:t>
+        <w:t>2.3 Cross-Domain Robustness</w:t>
+      </w:r>
+    </w:p>
+    <w:p>
+      <w:pPr>
+        <w:jc w:val="both"/>
+        <w:rPr>
+          <w:sz w:val="24"/>
+          <w:szCs w:val="24"/>
+        </w:rPr>
+      </w:pPr>
+      <w:r>
+        <w:rPr>
+          <w:sz w:val="24"/>
+          <w:szCs w:val="24"/>
+        </w:rPr>
+        <w:t>Cross-lingual validation studies confirm that acoustic biomarkers generalize well between languages (e.g., English → Greek) [2]. This demonstrates that certain prosodic and acoustic features remain stable across linguistic contexts [14]. However, continued research into deep feature representations is needed to strengthen predictive performance and ensure consistent results across geographically and linguistically diverse populations [6], [14].</w:t>
       </w:r>
     </w:p>
     <w:p>
@@ -402,23 +370,23 @@
           <w:sz w:val="24"/>
           <w:szCs w:val="24"/>
         </w:rPr>
-        <w:t>3.1 Interpretability and Explainability (XAI)</w:t>
-      </w:r>
-    </w:p>
-    <w:p>
-      <w:pPr>
-        <w:jc w:val="both"/>
-        <w:rPr>
-          <w:sz w:val="24"/>
-          <w:szCs w:val="24"/>
-        </w:rPr>
-      </w:pPr>
-      <w:r>
-        <w:rPr>
-          <w:sz w:val="24"/>
-          <w:szCs w:val="24"/>
-        </w:rPr>
-        <w:t>Clinical acceptance depends on transparent and explainable AI systems [13], [8]. Integrating explainable AI (XAI) tools—such as SHAP and LIME—can clarify how multimodal inputs influence diagnostic outcomes [13], [12]. These mechanisms should explain not only individual biomarker relevance but also temporal progression predictions.</w:t>
+        <w:t>3. Ethical Mandates and Future Research Directions</w:t>
+      </w:r>
+    </w:p>
+    <w:p>
+      <w:pPr>
+        <w:jc w:val="both"/>
+        <w:rPr>
+          <w:sz w:val="24"/>
+          <w:szCs w:val="24"/>
+        </w:rPr>
+      </w:pPr>
+      <w:r>
+        <w:rPr>
+          <w:sz w:val="24"/>
+          <w:szCs w:val="24"/>
+        </w:rPr>
+        <w:t>For successful clinical deployment, frameworks must prioritize interpretability, data ethics, and standardized evaluation [11], [4], [18].</w:t>
       </w:r>
     </w:p>
     <w:p>
@@ -438,30 +406,23 @@
           <w:sz w:val="24"/>
           <w:szCs w:val="24"/>
         </w:rPr>
-        <w:t>3.2 Ethical and Temporal Gaps</w:t>
-      </w:r>
-    </w:p>
-    <w:p>
-      <w:pPr>
-        <w:jc w:val="both"/>
-        <w:rPr>
-          <w:sz w:val="24"/>
-          <w:szCs w:val="24"/>
-        </w:rPr>
-      </w:pPr>
-      <w:r>
-        <w:rPr>
-          <w:sz w:val="24"/>
-          <w:szCs w:val="24"/>
-        </w:rPr>
-        <w:t xml:space="preserve">Continuous digital monitoring raises serious data privacy and consent concerns [4], [18]. To ensure scalability while preserving user confidentiality, federated learning architectures enable </w:t>
-      </w:r>
-      <w:r>
-        <w:rPr>
-          <w:sz w:val="24"/>
-          <w:szCs w:val="24"/>
-        </w:rPr>
-        <w:t>decentralized, privacy-preserving model training [1]. Methodologically, future research must address incomplete longitudinal data and avoid simplistic imputation strategies that weaken predictive stability [5].</w:t>
+        <w:t>3.1 Interpretability and Explainability (XAI)</w:t>
+      </w:r>
+    </w:p>
+    <w:p>
+      <w:pPr>
+        <w:jc w:val="both"/>
+        <w:rPr>
+          <w:sz w:val="24"/>
+          <w:szCs w:val="24"/>
+        </w:rPr>
+      </w:pPr>
+      <w:r>
+        <w:rPr>
+          <w:sz w:val="24"/>
+          <w:szCs w:val="24"/>
+        </w:rPr>
+        <w:t>Clinical acceptance depends on transparent and explainable AI systems [13], [8]. Integrating explainable AI (XAI) tools—such as SHAP and LIME—can clarify how multimodal inputs influence diagnostic outcomes [13], [12]. These mechanisms should explain not only individual biomarker relevance but also temporal progression predictions.</w:t>
       </w:r>
     </w:p>
     <w:p>
@@ -481,6 +442,49 @@
           <w:sz w:val="24"/>
           <w:szCs w:val="24"/>
         </w:rPr>
+        <w:t>3.2 Ethical and Temporal Gaps</w:t>
+      </w:r>
+    </w:p>
+    <w:p>
+      <w:pPr>
+        <w:jc w:val="both"/>
+        <w:rPr>
+          <w:sz w:val="24"/>
+          <w:szCs w:val="24"/>
+        </w:rPr>
+      </w:pPr>
+      <w:r>
+        <w:rPr>
+          <w:sz w:val="24"/>
+          <w:szCs w:val="24"/>
+        </w:rPr>
+        <w:t xml:space="preserve">Continuous digital monitoring raises serious data privacy and consent concerns [4], [18]. To ensure scalability while preserving user confidentiality, </w:t>
+      </w:r>
+      <w:r>
+        <w:rPr>
+          <w:sz w:val="24"/>
+          <w:szCs w:val="24"/>
+        </w:rPr>
+        <w:t>federated learning architectures enable decentralized, privacy-preserving model training [1]. Methodologically, future research must address incomplete longitudinal data and avoid simplistic imputation strategies that weaken predictive stability [5].</w:t>
+      </w:r>
+    </w:p>
+    <w:p>
+      <w:pPr>
+        <w:jc w:val="both"/>
+        <w:rPr>
+          <w:b/>
+          <w:bCs/>
+          <w:sz w:val="24"/>
+          <w:szCs w:val="24"/>
+        </w:rPr>
+      </w:pPr>
+      <w:r>
+        <w:rPr>
+          <w:b/>
+          <w:bCs/>
+          <w:sz w:val="24"/>
+          <w:szCs w:val="24"/>
+        </w:rPr>
         <w:t>3.3 Standardization and Validation</w:t>
       </w:r>
     </w:p>
@@ -527,38 +531,62 @@
         <w:t> </w:t>
       </w:r>
       <w:r>
-        <w:t>Z. A. Khan, Y. Xia, W. Jiang, and M. S. Anwar, “</w:t>
-      </w:r>
-      <w:proofErr w:type="spellStart"/>
-      <w:r>
-        <w:t>FedEmo</w:t>
-      </w:r>
-      <w:proofErr w:type="spellEnd"/>
-      <w:r>
-        <w:t xml:space="preserve">: A federated learning framework for privacy-preserving emotion detection from handwriting on consumer IoMT devices,” </w:t>
+        <w:t xml:space="preserve">Z. A. Khan, Y. Xia, W. Jiang, and M. S. Anwar, “FedEmo: A federated learning framework for privacy-preserving emotion detection from handwriting on consumer IoMT devices,” </w:t>
       </w:r>
       <w:r>
         <w:rPr>
           <w:i/>
           <w:iCs/>
         </w:rPr>
-        <w:t xml:space="preserve">IEEE Trans. </w:t>
-      </w:r>
-      <w:proofErr w:type="spellStart"/>
+        <w:t>IEEE Trans. Consum. Electron.</w:t>
+      </w:r>
+      <w:r>
+        <w:t>, 2025.</w:t>
+      </w:r>
+    </w:p>
+    <w:p>
+      <w:pPr>
+        <w:jc w:val="both"/>
+      </w:pPr>
+      <w:r>
+        <w:t>[2]</w:t>
+      </w:r>
+      <w:r>
+        <w:t> </w:t>
+      </w:r>
+      <w:r>
+        <w:t xml:space="preserve">S. Luz et al., “Multilingual Alzheimer's dementia recognition through spontaneous speech: A signal processing grand challenge,” in </w:t>
+      </w:r>
       <w:r>
         <w:rPr>
           <w:i/>
           <w:iCs/>
         </w:rPr>
-        <w:t>Consum</w:t>
-      </w:r>
-      <w:proofErr w:type="spellEnd"/>
+        <w:t>Proc. IEEE ICASSP</w:t>
+      </w:r>
+      <w:r>
+        <w:t>, 2023.</w:t>
+      </w:r>
+    </w:p>
+    <w:p>
+      <w:pPr>
+        <w:jc w:val="both"/>
+      </w:pPr>
+      <w:r>
+        <w:t>[3]</w:t>
+      </w:r>
+      <w:r>
+        <w:t> </w:t>
+      </w:r>
+      <w:r>
+        <w:t xml:space="preserve">X. Liu, Y. Zhang, and N. Li, “LSTM-based real-time prediction model for student psychological states using multimodal learning analytics,” in </w:t>
+      </w:r>
       <w:r>
         <w:rPr>
           <w:i/>
           <w:iCs/>
         </w:rPr>
-        <w:t>. Electron.</w:t>
+        <w:t>Proc. IACIS</w:t>
       </w:r>
       <w:r>
         <w:t>, 2025.</w:t>
@@ -569,363 +597,339 @@
         <w:jc w:val="both"/>
       </w:pPr>
       <w:r>
-        <w:t>[2]</w:t>
+        <w:t>[4]</w:t>
       </w:r>
       <w:r>
         <w:t> </w:t>
       </w:r>
       <w:r>
-        <w:t xml:space="preserve">S. Luz et al., “Multilingual Alzheimer's dementia recognition through spontaneous speech: A signal processing grand challenge,” in </w:t>
+        <w:t xml:space="preserve">P. Indumathy and R. P. Kumar, “Assessing the impact of stress on teenagers’ mental health using deep learning: A comparative study,” in </w:t>
       </w:r>
       <w:r>
         <w:rPr>
           <w:i/>
           <w:iCs/>
         </w:rPr>
-        <w:t>Proc. IEEE ICASSP</w:t>
-      </w:r>
-      <w:r>
-        <w:t>, 2023.</w:t>
-      </w:r>
-    </w:p>
-    <w:p>
-      <w:pPr>
-        <w:jc w:val="both"/>
-      </w:pPr>
-      <w:r>
-        <w:t>[3]</w:t>
+        <w:t>Proc. ICCDS</w:t>
+      </w:r>
+      <w:r>
+        <w:t>, 2025.</w:t>
+      </w:r>
+    </w:p>
+    <w:p>
+      <w:pPr>
+        <w:jc w:val="both"/>
+      </w:pPr>
+      <w:r>
+        <w:t>[5]</w:t>
       </w:r>
       <w:r>
         <w:t> </w:t>
       </w:r>
       <w:r>
-        <w:t xml:space="preserve">X. Liu, Y. Zhang, and N. Li, “LSTM-based real-time prediction model for student psychological states using multimodal learning analytics,” in </w:t>
+        <w:t xml:space="preserve">S. Minhas et al., “Predicting progression from mild cognitive impairment to Alzheimer’s disease using autoregressive modelling of longitudinal and multimodal biomarkers,” </w:t>
       </w:r>
       <w:r>
         <w:rPr>
           <w:i/>
           <w:iCs/>
         </w:rPr>
-        <w:t>Proc. IACIS</w:t>
-      </w:r>
-      <w:r>
-        <w:t>, 2025.</w:t>
-      </w:r>
-    </w:p>
-    <w:p>
-      <w:pPr>
-        <w:jc w:val="both"/>
-      </w:pPr>
-      <w:r>
-        <w:t>[4]</w:t>
+        <w:t>IEEE J. Biomed. Health Inform.</w:t>
+      </w:r>
+      <w:r>
+        <w:t>, vol. 22, no. 3, 2018.</w:t>
+      </w:r>
+    </w:p>
+    <w:p>
+      <w:pPr>
+        <w:jc w:val="both"/>
+      </w:pPr>
+      <w:r>
+        <w:t>[6]</w:t>
       </w:r>
       <w:r>
         <w:t> </w:t>
       </w:r>
       <w:r>
-        <w:t xml:space="preserve">P. Indumathy and R. P. Kumar, “Assessing the impact of stress on teenagers’ mental health using deep learning: A comparative study,” in </w:t>
+        <w:t xml:space="preserve">M. R. Pacheco-Lorenzo et al., “Analysis of voice biomarkers for the detection of cognitive impairment,” </w:t>
       </w:r>
       <w:r>
         <w:rPr>
           <w:i/>
           <w:iCs/>
         </w:rPr>
-        <w:t>Proc. ICCDS</w:t>
-      </w:r>
-      <w:r>
-        <w:t>, 2025.</w:t>
-      </w:r>
-    </w:p>
-    <w:p>
-      <w:pPr>
-        <w:jc w:val="both"/>
-      </w:pPr>
-      <w:r>
-        <w:t>[5]</w:t>
+        <w:t>IEEE Access</w:t>
+      </w:r>
+      <w:r>
+        <w:t>, 2024.</w:t>
+      </w:r>
+    </w:p>
+    <w:p>
+      <w:pPr>
+        <w:jc w:val="both"/>
+      </w:pPr>
+      <w:r>
+        <w:lastRenderedPageBreak/>
+        <w:t>[7]</w:t>
       </w:r>
       <w:r>
         <w:t> </w:t>
       </w:r>
       <w:r>
-        <w:t xml:space="preserve">S. Minhas et al., “Predicting progression from mild cognitive impairment to Alzheimer’s disease using autoregressive modelling of longitudinal and multimodal biomarkers,” </w:t>
+        <w:t>D. Sztahó, G. Kiss, M. G. Tulics, and K. Vicsi, “Automatic separation of various disease types by correlation structure of time shifted speech features,” 2018.</w:t>
+      </w:r>
+    </w:p>
+    <w:p>
+      <w:pPr>
+        <w:jc w:val="both"/>
+      </w:pPr>
+      <w:r>
+        <w:t>[8]</w:t>
+      </w:r>
+      <w:r>
+        <w:t> </w:t>
+      </w:r>
+      <w:r>
+        <w:t xml:space="preserve">A. Kumar and L. Nelson, “Classifying Alzheimer’s disease stages using convolutional neural networks on the OASIS MRI dataset,” in </w:t>
       </w:r>
       <w:r>
         <w:rPr>
           <w:i/>
           <w:iCs/>
         </w:rPr>
-        <w:t>IEEE J. Biomed. Health Inform.</w:t>
-      </w:r>
-      <w:r>
-        <w:t>, vol. 22, no. 3, 2018.</w:t>
-      </w:r>
-    </w:p>
-    <w:p>
-      <w:pPr>
-        <w:jc w:val="both"/>
-      </w:pPr>
-      <w:r>
-        <w:t>[6]</w:t>
+        <w:t>Proc. INNOVA</w:t>
+      </w:r>
+      <w:r>
+        <w:t>, 2024.</w:t>
+      </w:r>
+    </w:p>
+    <w:p>
+      <w:pPr>
+        <w:jc w:val="both"/>
+      </w:pPr>
+      <w:r>
+        <w:t>[9]</w:t>
       </w:r>
       <w:r>
         <w:t> </w:t>
       </w:r>
       <w:r>
-        <w:t xml:space="preserve">M. R. Pacheco-Lorenzo et al., “Analysis of voice biomarkers for the detection of cognitive impairment,” </w:t>
+        <w:t xml:space="preserve">A. Saidi, S. Ben Othman, and S. Ben Saoud, “Hybrid CNN-SVM classifier for efficient depression detection system,” in </w:t>
       </w:r>
       <w:r>
         <w:rPr>
           <w:i/>
           <w:iCs/>
         </w:rPr>
-        <w:t>IEEE Access</w:t>
-      </w:r>
-      <w:r>
-        <w:t>, 2024.</w:t>
-      </w:r>
-    </w:p>
-    <w:p>
-      <w:pPr>
-        <w:jc w:val="both"/>
-      </w:pPr>
-      <w:r>
-        <w:lastRenderedPageBreak/>
-        <w:t>[7]</w:t>
+        <w:t>Proc. IC_ASET</w:t>
+      </w:r>
+      <w:r>
+        <w:t>, 2020.</w:t>
+      </w:r>
+    </w:p>
+    <w:p>
+      <w:pPr>
+        <w:jc w:val="both"/>
+      </w:pPr>
+      <w:r>
+        <w:t>[10]</w:t>
       </w:r>
       <w:r>
         <w:t> </w:t>
       </w:r>
       <w:r>
-        <w:t xml:space="preserve">D. Sztahó, G. Kiss, M. G. </w:t>
-      </w:r>
-      <w:proofErr w:type="spellStart"/>
-      <w:r>
-        <w:t>Tulics</w:t>
-      </w:r>
-      <w:proofErr w:type="spellEnd"/>
-      <w:r>
-        <w:t xml:space="preserve">, and K. </w:t>
-      </w:r>
-      <w:proofErr w:type="spellStart"/>
-      <w:r>
-        <w:t>Vicsi</w:t>
-      </w:r>
-      <w:proofErr w:type="spellEnd"/>
-      <w:r>
-        <w:t>, “Automatic separation of various disease types by correlation structure of time shifted speech features,” 2018.</w:t>
-      </w:r>
-    </w:p>
-    <w:p>
-      <w:pPr>
-        <w:jc w:val="both"/>
-      </w:pPr>
-      <w:r>
-        <w:t>[8]</w:t>
-      </w:r>
-      <w:r>
-        <w:t> </w:t>
-      </w:r>
-      <w:r>
-        <w:t xml:space="preserve">A. Kumar and L. Nelson, “Classifying Alzheimer’s disease stages using convolutional neural networks on the OASIS MRI dataset,” in </w:t>
+        <w:t xml:space="preserve">Z. Jiang et al., “Multimodal mental health digital biomarker analysis from remote interviews using facial, vocal, linguistic, and cardiovascular patterns,” </w:t>
       </w:r>
       <w:r>
         <w:rPr>
           <w:i/>
           <w:iCs/>
         </w:rPr>
-        <w:t>Proc. INNOVA</w:t>
-      </w:r>
-      <w:r>
-        <w:t>, 2024.</w:t>
-      </w:r>
-    </w:p>
-    <w:p>
-      <w:pPr>
-        <w:jc w:val="both"/>
-      </w:pPr>
-      <w:r>
-        <w:t>[9]</w:t>
+        <w:t>IEEE J. Biomed. Health Inform.</w:t>
+      </w:r>
+      <w:r>
+        <w:t>, vol. 28, no. 3, 2024.</w:t>
+      </w:r>
+    </w:p>
+    <w:p>
+      <w:pPr>
+        <w:jc w:val="both"/>
+      </w:pPr>
+      <w:r>
+        <w:t>[11]</w:t>
       </w:r>
       <w:r>
         <w:t> </w:t>
       </w:r>
       <w:r>
-        <w:t xml:space="preserve">A. Saidi, S. Ben Othman, and S. Ben Saoud, “Hybrid CNN-SVM classifier for efficient depression detection system,” in </w:t>
+        <w:t xml:space="preserve">P. Wolfert, N. Robinson, and T. Belpaeme, “A review of evaluation practices of gesture generation in embodied conversational agents,” </w:t>
       </w:r>
       <w:r>
         <w:rPr>
           <w:i/>
           <w:iCs/>
         </w:rPr>
-        <w:t>Proc. IC_ASET</w:t>
-      </w:r>
-      <w:r>
-        <w:t>, 2020.</w:t>
-      </w:r>
-    </w:p>
-    <w:p>
-      <w:pPr>
-        <w:jc w:val="both"/>
-      </w:pPr>
-      <w:r>
-        <w:t>[10]</w:t>
-      </w:r>
-      <w:r>
-        <w:t> </w:t>
-      </w:r>
-      <w:r>
-        <w:t xml:space="preserve">Z. Jiang et al., “Multimodal mental health digital biomarker analysis from remote interviews using facial, vocal, linguistic, and cardiovascular patterns,” </w:t>
-      </w:r>
+        <w:t xml:space="preserve">IEEE Trans. </w:t>
+      </w:r>
+      <w:proofErr w:type="gramStart"/>
       <w:r>
         <w:rPr>
           <w:i/>
           <w:iCs/>
         </w:rPr>
-        <w:t>IEEE J. Biomed. Health Inform.</w:t>
-      </w:r>
-      <w:r>
-        <w:t>, vol. 28, no. 3, 2024.</w:t>
-      </w:r>
-    </w:p>
-    <w:p>
-      <w:pPr>
-        <w:jc w:val="both"/>
-      </w:pPr>
-      <w:r>
-        <w:t>[11]</w:t>
-      </w:r>
-      <w:r>
-        <w:t> </w:t>
-      </w:r>
-      <w:r>
-        <w:t xml:space="preserve">P. Wolfert, N. Robinson, and T. </w:t>
-      </w:r>
-      <w:proofErr w:type="spellStart"/>
-      <w:r>
-        <w:t>Belpaeme</w:t>
-      </w:r>
-      <w:proofErr w:type="spellEnd"/>
-      <w:r>
-        <w:t xml:space="preserve">, “A review of evaluation practices of gesture generation in embodied conversational agents,” </w:t>
-      </w:r>
+        <w:t>Hum.-</w:t>
+      </w:r>
+      <w:proofErr w:type="gramEnd"/>
       <w:r>
         <w:rPr>
           <w:i/>
           <w:iCs/>
         </w:rPr>
-        <w:t xml:space="preserve">IEEE Trans. </w:t>
-      </w:r>
-      <w:proofErr w:type="gramStart"/>
+        <w:t>Mach. Syst.</w:t>
+      </w:r>
+      <w:r>
+        <w:t>, vol. 52, no. 3, 2022.</w:t>
+      </w:r>
+    </w:p>
+    <w:p>
+      <w:pPr>
+        <w:jc w:val="both"/>
+      </w:pPr>
+      <w:r>
+        <w:t>[12]</w:t>
+      </w:r>
+      <w:r>
+        <w:t> </w:t>
+      </w:r>
+      <w:r>
+        <w:t xml:space="preserve">Y. Zhu et al., “Towards interpretability of speech pause in dementia detection using adversarial learning,” in </w:t>
+      </w:r>
       <w:r>
         <w:rPr>
           <w:i/>
           <w:iCs/>
         </w:rPr>
-        <w:t>Hum.-</w:t>
-      </w:r>
-      <w:proofErr w:type="gramEnd"/>
+        <w:t>Proc. IEEE ICASSP</w:t>
+      </w:r>
+      <w:r>
+        <w:t>, 2022.</w:t>
+      </w:r>
+    </w:p>
+    <w:p>
+      <w:pPr>
+        <w:jc w:val="both"/>
+      </w:pPr>
+      <w:r>
+        <w:t>[13]</w:t>
+      </w:r>
+      <w:r>
+        <w:t> </w:t>
+      </w:r>
+      <w:r>
+        <w:t xml:space="preserve">B. D. Kumar and K. France, “Prediction of Parkinson’s Disease using machine learning,” in </w:t>
+      </w:r>
       <w:r>
         <w:rPr>
           <w:i/>
           <w:iCs/>
         </w:rPr>
-        <w:t>Mach. Syst.</w:t>
-      </w:r>
-      <w:r>
-        <w:t>, vol. 52, no. 3, 2022.</w:t>
-      </w:r>
-    </w:p>
-    <w:p>
-      <w:pPr>
-        <w:jc w:val="both"/>
-      </w:pPr>
-      <w:r>
-        <w:t>[12]</w:t>
+        <w:t>Proc. ICISC</w:t>
+      </w:r>
+      <w:r>
+        <w:t>, 2025.</w:t>
+      </w:r>
+    </w:p>
+    <w:p>
+      <w:pPr>
+        <w:jc w:val="both"/>
+      </w:pPr>
+      <w:r>
+        <w:t>[14]</w:t>
       </w:r>
       <w:r>
         <w:t> </w:t>
       </w:r>
       <w:r>
-        <w:t xml:space="preserve">Y. Zhu et al., “Towards interpretability of speech pause in dementia detection using adversarial learning,” in </w:t>
+        <w:t xml:space="preserve">M. Gheorghe, S. Mihalache, and D. Burileanu, “Using deep neural networks for detecting depression from speech,” in </w:t>
       </w:r>
       <w:r>
         <w:rPr>
           <w:i/>
           <w:iCs/>
         </w:rPr>
-        <w:t>Proc. IEEE ICASSP</w:t>
-      </w:r>
-      <w:r>
-        <w:t>, 2022.</w:t>
-      </w:r>
-    </w:p>
-    <w:p>
-      <w:pPr>
-        <w:jc w:val="both"/>
-      </w:pPr>
-      <w:r>
-        <w:t>[13]</w:t>
+        <w:t>Proc. EUSIPCO</w:t>
+      </w:r>
+      <w:r>
+        <w:t>, 2023.</w:t>
+      </w:r>
+    </w:p>
+    <w:p>
+      <w:pPr>
+        <w:jc w:val="both"/>
+      </w:pPr>
+      <w:r>
+        <w:t>[15]</w:t>
       </w:r>
       <w:r>
         <w:t> </w:t>
       </w:r>
       <w:r>
-        <w:t xml:space="preserve">B. D. Kumar and K. France, “Prediction of Parkinson’s Disease using machine learning,” in </w:t>
+        <w:t xml:space="preserve">M. Kowalewski et al., “End-to-end multimodal system for depression detection from online recordings,” in </w:t>
       </w:r>
       <w:r>
         <w:rPr>
           <w:i/>
           <w:iCs/>
         </w:rPr>
-        <w:t>Proc. ICISC</w:t>
-      </w:r>
-      <w:r>
-        <w:t>, 2025.</w:t>
-      </w:r>
-    </w:p>
-    <w:p>
-      <w:pPr>
-        <w:jc w:val="both"/>
-      </w:pPr>
-      <w:r>
-        <w:t>[14]</w:t>
+        <w:t>Proc. IEEE EMBC</w:t>
+      </w:r>
+      <w:r>
+        <w:t>, 2023.</w:t>
+      </w:r>
+    </w:p>
+    <w:p>
+      <w:pPr>
+        <w:jc w:val="both"/>
+      </w:pPr>
+      <w:r>
+        <w:t>[16]</w:t>
       </w:r>
       <w:r>
         <w:t> </w:t>
       </w:r>
       <w:r>
-        <w:t xml:space="preserve">M. Gheorghe, S. Mihalache, and D. Burileanu, “Using deep neural networks for detecting depression from speech,” in </w:t>
+        <w:t xml:space="preserve">Z. Yang, X. Zhang, and L. Xu, “AAT-CGF: A cross-modal deep fusion framework with attention aggregation and cross graph fusion for multimodal emotion recognition,” in </w:t>
       </w:r>
       <w:r>
         <w:rPr>
           <w:i/>
           <w:iCs/>
         </w:rPr>
-        <w:t>Proc. EUSIPCO</w:t>
-      </w:r>
-      <w:r>
-        <w:t>, 2023.</w:t>
-      </w:r>
-    </w:p>
-    <w:p>
-      <w:pPr>
-        <w:jc w:val="both"/>
-      </w:pPr>
-      <w:r>
-        <w:t>[15]</w:t>
+        <w:t>Proc. IALP</w:t>
+      </w:r>
+      <w:r>
+        <w:t>, 2025.</w:t>
+      </w:r>
+    </w:p>
+    <w:p>
+      <w:pPr>
+        <w:jc w:val="both"/>
+      </w:pPr>
+      <w:r>
+        <w:t>[17]</w:t>
       </w:r>
       <w:r>
         <w:t> </w:t>
       </w:r>
       <w:r>
-        <w:t xml:space="preserve">M. Kowalewski et al., “End-to-end multimodal system for depression detection from online recordings,” in </w:t>
+        <w:t xml:space="preserve">W. Liu, Y. Luo, Y. Lu, and Y. Lu, “A multitask framework for emotion recognition using EEG and eye movement signals with adversarial training and attention mechanism,” in </w:t>
       </w:r>
       <w:r>
         <w:rPr>
           <w:i/>
           <w:iCs/>
         </w:rPr>
-        <w:t>Proc. IEEE EMBC</w:t>
+        <w:t>Proc. IEEE BIBM</w:t>
       </w:r>
       <w:r>
         <w:t>, 2023.</w:t>
@@ -936,69 +940,13 @@
         <w:jc w:val="both"/>
       </w:pPr>
       <w:r>
-        <w:t>[16]</w:t>
+        <w:t>[18]</w:t>
       </w:r>
       <w:r>
         <w:t> </w:t>
       </w:r>
       <w:r>
-        <w:t xml:space="preserve">Z. Yang, X. Zhang, and L. Xu, “AAT-CGF: A cross-modal deep fusion framework with attention aggregation and cross graph fusion for multimodal emotion recognition,” in </w:t>
-      </w:r>
-      <w:r>
-        <w:rPr>
-          <w:i/>
-          <w:iCs/>
-        </w:rPr>
-        <w:t>Proc. IALP</w:t>
-      </w:r>
-      <w:r>
-        <w:t>, 2025.</w:t>
-      </w:r>
-    </w:p>
-    <w:p>
-      <w:pPr>
-        <w:jc w:val="both"/>
-      </w:pPr>
-      <w:r>
-        <w:t>[17]</w:t>
-      </w:r>
-      <w:r>
-        <w:t> </w:t>
-      </w:r>
-      <w:r>
-        <w:t xml:space="preserve">W. Liu, Y. Luo, Y. Lu, and Y. Lu, “A multitask framework for emotion recognition using EEG and eye movement signals with adversarial training and attention mechanism,” in </w:t>
-      </w:r>
-      <w:r>
-        <w:rPr>
-          <w:i/>
-          <w:iCs/>
-        </w:rPr>
-        <w:t>Proc. IEEE BIBM</w:t>
-      </w:r>
-      <w:r>
-        <w:t>, 2023.</w:t>
-      </w:r>
-    </w:p>
-    <w:p>
-      <w:pPr>
-        <w:jc w:val="both"/>
-      </w:pPr>
-      <w:r>
-        <w:t>[18]</w:t>
-      </w:r>
-      <w:r>
-        <w:t> </w:t>
-      </w:r>
-      <w:r>
-        <w:t xml:space="preserve">G. A. </w:t>
-      </w:r>
-      <w:proofErr w:type="spellStart"/>
-      <w:r>
-        <w:t>Pradnyana</w:t>
-      </w:r>
-      <w:proofErr w:type="spellEnd"/>
-      <w:r>
-        <w:t xml:space="preserve"> et al., “Revealing depression through social media via adaptive gated cross-modal fusion augmented with insights from personality traits,” </w:t>
+        <w:t xml:space="preserve">G. A. Pradnyana et al., “Revealing depression through social media via adaptive gated cross-modal fusion augmented with insights from personality traits,” </w:t>
       </w:r>
       <w:r>
         <w:rPr>
@@ -1129,7 +1077,6 @@
                 <w:szCs w:val="18"/>
               </w:rPr>
             </w:pPr>
-            <w:proofErr w:type="spellStart"/>
             <w:r>
               <w:rPr>
                 <w:sz w:val="18"/>
@@ -1137,7 +1084,6 @@
               </w:rPr>
               <w:t>Disadv</w:t>
             </w:r>
-            <w:proofErr w:type="spellEnd"/>
           </w:p>
         </w:tc>
         <w:tc>
@@ -1173,21 +1119,12 @@
                 <w:szCs w:val="18"/>
               </w:rPr>
             </w:pPr>
-            <w:proofErr w:type="spellStart"/>
-            <w:r>
-              <w:rPr>
-                <w:sz w:val="18"/>
-                <w:szCs w:val="18"/>
-              </w:rPr>
-              <w:t>Pradnyana</w:t>
-            </w:r>
-            <w:proofErr w:type="spellEnd"/>
-            <w:r>
-              <w:rPr>
-                <w:sz w:val="18"/>
-                <w:szCs w:val="18"/>
-              </w:rPr>
-              <w:t xml:space="preserve"> et al. (2025)</w:t>
+            <w:r>
+              <w:rPr>
+                <w:sz w:val="18"/>
+                <w:szCs w:val="18"/>
+              </w:rPr>
+              <w:t>Pradnyana et al. (2025)</w:t>
             </w:r>
           </w:p>
         </w:tc>
@@ -1523,23 +1460,7 @@
                 <w:sz w:val="18"/>
                 <w:szCs w:val="18"/>
               </w:rPr>
-              <w:t>PD detection using Speech Biomarkers (Jitter, HNR, DFA) classified by IF-</w:t>
-            </w:r>
-            <w:proofErr w:type="spellStart"/>
-            <w:r>
-              <w:rPr>
-                <w:sz w:val="18"/>
-                <w:szCs w:val="18"/>
-              </w:rPr>
-              <w:t>XGBoost</w:t>
-            </w:r>
-            <w:proofErr w:type="spellEnd"/>
-            <w:r>
-              <w:rPr>
-                <w:sz w:val="18"/>
-                <w:szCs w:val="18"/>
-              </w:rPr>
-              <w:t xml:space="preserve"> augmented with SHAP.</w:t>
+              <w:t>PD detection using Speech Biomarkers (Jitter, HNR, DFA) classified by IF-XGBoost augmented with SHAP.</w:t>
             </w:r>
           </w:p>
         </w:tc>
@@ -1641,23 +1562,7 @@
                 <w:sz w:val="18"/>
                 <w:szCs w:val="18"/>
               </w:rPr>
-              <w:t>Dementia detection using Speech Pause Features (</w:t>
-            </w:r>
-            <w:proofErr w:type="spellStart"/>
-            <w:r>
-              <w:rPr>
-                <w:sz w:val="18"/>
-                <w:szCs w:val="18"/>
-              </w:rPr>
-              <w:t>WavBERT</w:t>
-            </w:r>
-            <w:proofErr w:type="spellEnd"/>
-            <w:r>
-              <w:rPr>
-                <w:sz w:val="18"/>
-                <w:szCs w:val="18"/>
-              </w:rPr>
-              <w:t xml:space="preserve"> model) analyzed via Adversarial Learning.</w:t>
+              <w:t>Dementia detection using Speech Pause Features (WavBERT model) analyzed via Adversarial Learning.</w:t>
             </w:r>
           </w:p>
         </w:tc>
@@ -1759,23 +1664,7 @@
                 <w:sz w:val="18"/>
                 <w:szCs w:val="18"/>
               </w:rPr>
-              <w:t xml:space="preserve">Depression/Anxiety detection via Facial, Vocal, Linguistic, and </w:t>
-            </w:r>
-            <w:proofErr w:type="spellStart"/>
-            <w:r>
-              <w:rPr>
-                <w:sz w:val="18"/>
-                <w:szCs w:val="18"/>
-              </w:rPr>
-              <w:t>rPPG</w:t>
-            </w:r>
-            <w:proofErr w:type="spellEnd"/>
-            <w:r>
-              <w:rPr>
-                <w:sz w:val="18"/>
-                <w:szCs w:val="18"/>
-              </w:rPr>
-              <w:t xml:space="preserve"> multimodal fusion.</w:t>
+              <w:t>Depression/Anxiety detection via Facial, Vocal, Linguistic, and rPPG multimodal fusion.</w:t>
             </w:r>
           </w:p>
         </w:tc>
@@ -2224,39 +2113,7 @@
                 <w:sz w:val="18"/>
                 <w:szCs w:val="18"/>
               </w:rPr>
-              <w:t>Multilingual AD detection from spontaneous speech (</w:t>
-            </w:r>
-            <w:proofErr w:type="spellStart"/>
-            <w:r>
-              <w:rPr>
-                <w:sz w:val="18"/>
-                <w:szCs w:val="18"/>
-              </w:rPr>
-              <w:t>eGeMAPS</w:t>
-            </w:r>
-            <w:proofErr w:type="spellEnd"/>
-            <w:r>
-              <w:rPr>
-                <w:sz w:val="18"/>
-                <w:szCs w:val="18"/>
-              </w:rPr>
-              <w:t xml:space="preserve">) </w:t>
-            </w:r>
-            <w:proofErr w:type="spellStart"/>
-            <w:r>
-              <w:rPr>
-                <w:sz w:val="18"/>
-                <w:szCs w:val="18"/>
-              </w:rPr>
-              <w:t>English→Greek</w:t>
-            </w:r>
-            <w:proofErr w:type="spellEnd"/>
-            <w:r>
-              <w:rPr>
-                <w:sz w:val="18"/>
-                <w:szCs w:val="18"/>
-              </w:rPr>
-              <w:t>.</w:t>
+              <w:t>Multilingual AD detection from spontaneous speech (eGeMAPS) English→Greek.</w:t>
             </w:r>
           </w:p>
         </w:tc>
@@ -2731,23 +2588,7 @@
                 <w:sz w:val="18"/>
                 <w:szCs w:val="18"/>
               </w:rPr>
-              <w:t xml:space="preserve">Multimodal depression detection via Audio &amp; Video + </w:t>
-            </w:r>
-            <w:proofErr w:type="spellStart"/>
-            <w:r>
-              <w:rPr>
-                <w:sz w:val="18"/>
-                <w:szCs w:val="18"/>
-              </w:rPr>
-              <w:t>XGBoost</w:t>
-            </w:r>
-            <w:proofErr w:type="spellEnd"/>
-            <w:r>
-              <w:rPr>
-                <w:sz w:val="18"/>
-                <w:szCs w:val="18"/>
-              </w:rPr>
-              <w:t>.</w:t>
+              <w:t>Multimodal depression detection via Audio &amp; Video + XGBoost.</w:t>
             </w:r>
           </w:p>
         </w:tc>
@@ -4618,6 +4459,7 @@
   <w:style w:type="character" w:default="1" w:styleId="DefaultParagraphFont">
     <w:name w:val="Default Paragraph Font"/>
     <w:uiPriority w:val="1"/>
+    <w:semiHidden/>
     <w:unhideWhenUsed/>
   </w:style>
   <w:style w:type="table" w:default="1" w:styleId="TableNormal">
